--- a/lessons/6-1-flagship/homework.docx
+++ b/lessons/6-1-flagship/homework.docx
@@ -106,7 +106,55 @@
     </w:p>
     <w:p>
       <w:pPr>
-        <w:spacing w:after="60"/>
+        <w:keepNext/>
+        <w:spacing w:after="20" w:before="80"/>
+        <w:jc w:val="center"/>
+      </w:pPr>
+      <w:r>
+        <w:drawing>
+          <wp:inline distT="0" distB="0" distL="0" distR="0">
+            <wp:extent cx="1047750" cy="790575"/>
+            <wp:effectExtent t="0" r="0" b="0" l="0"/>
+            <wp:docPr id="1" name="" descr="" title=""/>
+            <wp:cNvGraphicFramePr>
+              <a:graphicFrameLocks xmlns:a="http://schemas.openxmlformats.org/drawingml/2006/main" noChangeAspect="1"/>
+            </wp:cNvGraphicFramePr>
+            <a:graphic xmlns:a="http://schemas.openxmlformats.org/drawingml/2006/main">
+              <a:graphicData uri="http://schemas.openxmlformats.org/drawingml/2006/picture">
+                <pic:pic xmlns:pic="http://schemas.openxmlformats.org/drawingml/2006/picture">
+                  <pic:nvPicPr>
+                    <pic:cNvPr id="0" name="" descr=""/>
+                    <pic:cNvPicPr>
+                      <a:picLocks noChangeAspect="1" noChangeArrowheads="1"/>
+                    </pic:cNvPicPr>
+                  </pic:nvPicPr>
+                  <pic:blipFill>
+                    <a:blip r:embed="rId7" cstate="none"/>
+                    <a:srcRect/>
+                    <a:stretch>
+                      <a:fillRect/>
+                    </a:stretch>
+                  </pic:blipFill>
+                  <pic:spPr bwMode="auto">
+                    <a:xfrm>
+                      <a:off x="0" y="0"/>
+                      <a:ext cx="1047750" cy="790575"/>
+                    </a:xfrm>
+                    <a:prstGeom prst="rect">
+                      <a:avLst/>
+                    </a:prstGeom>
+                  </pic:spPr>
+                </pic:pic>
+              </a:graphicData>
+            </a:graphic>
+          </wp:inline>
+        </w:drawing>
+      </w:r>
+    </w:p>
+    <w:p>
+      <w:pPr>
+        <w:keepNext/>
+        <w:spacing w:after="120"/>
       </w:pPr>
       <w:r>
         <w:rPr>
@@ -116,12 +164,60 @@
         <w:t xml:space="preserve">Exponent (Exponente)</w:t>
       </w:r>
       <w:r>
-        <w:t xml:space="preserve"> — A number that tells how many times to use the base as a factor</w:t>
-      </w:r>
-    </w:p>
-    <w:p>
-      <w:pPr>
-        <w:spacing w:after="60"/>
+        <w:t xml:space="preserve"> — A small number that tells how many times to multiply the number by itself.</w:t>
+      </w:r>
+    </w:p>
+    <w:p>
+      <w:pPr>
+        <w:keepNext/>
+        <w:spacing w:after="20" w:before="80"/>
+        <w:jc w:val="center"/>
+      </w:pPr>
+      <w:r>
+        <w:drawing>
+          <wp:inline distT="0" distB="0" distL="0" distR="0">
+            <wp:extent cx="1047750" cy="790575"/>
+            <wp:effectExtent t="0" r="0" b="0" l="0"/>
+            <wp:docPr id="1" name="" descr="" title=""/>
+            <wp:cNvGraphicFramePr>
+              <a:graphicFrameLocks xmlns:a="http://schemas.openxmlformats.org/drawingml/2006/main" noChangeAspect="1"/>
+            </wp:cNvGraphicFramePr>
+            <a:graphic xmlns:a="http://schemas.openxmlformats.org/drawingml/2006/main">
+              <a:graphicData uri="http://schemas.openxmlformats.org/drawingml/2006/picture">
+                <pic:pic xmlns:pic="http://schemas.openxmlformats.org/drawingml/2006/picture">
+                  <pic:nvPicPr>
+                    <pic:cNvPr id="0" name="" descr=""/>
+                    <pic:cNvPicPr>
+                      <a:picLocks noChangeAspect="1" noChangeArrowheads="1"/>
+                    </pic:cNvPicPr>
+                  </pic:nvPicPr>
+                  <pic:blipFill>
+                    <a:blip r:embed="rId8" cstate="none"/>
+                    <a:srcRect/>
+                    <a:stretch>
+                      <a:fillRect/>
+                    </a:stretch>
+                  </pic:blipFill>
+                  <pic:spPr bwMode="auto">
+                    <a:xfrm>
+                      <a:off x="0" y="0"/>
+                      <a:ext cx="1047750" cy="790575"/>
+                    </a:xfrm>
+                    <a:prstGeom prst="rect">
+                      <a:avLst/>
+                    </a:prstGeom>
+                  </pic:spPr>
+                </pic:pic>
+              </a:graphicData>
+            </a:graphic>
+          </wp:inline>
+        </w:drawing>
+      </w:r>
+    </w:p>
+    <w:p>
+      <w:pPr>
+        <w:keepNext/>
+        <w:spacing w:after="120"/>
       </w:pPr>
       <w:r>
         <w:rPr>
@@ -131,12 +227,60 @@
         <w:t xml:space="preserve">Base (Base)</w:t>
       </w:r>
       <w:r>
-        <w:t xml:space="preserve"> — The number that is used as a repeated factor</w:t>
-      </w:r>
-    </w:p>
-    <w:p>
-      <w:pPr>
-        <w:spacing w:after="60"/>
+        <w:t xml:space="preserve"> — The number that gets multiplied by itself.</w:t>
+      </w:r>
+    </w:p>
+    <w:p>
+      <w:pPr>
+        <w:keepNext/>
+        <w:spacing w:after="20" w:before="80"/>
+        <w:jc w:val="center"/>
+      </w:pPr>
+      <w:r>
+        <w:drawing>
+          <wp:inline distT="0" distB="0" distL="0" distR="0">
+            <wp:extent cx="1047750" cy="790575"/>
+            <wp:effectExtent t="0" r="0" b="0" l="0"/>
+            <wp:docPr id="1" name="" descr="" title=""/>
+            <wp:cNvGraphicFramePr>
+              <a:graphicFrameLocks xmlns:a="http://schemas.openxmlformats.org/drawingml/2006/main" noChangeAspect="1"/>
+            </wp:cNvGraphicFramePr>
+            <a:graphic xmlns:a="http://schemas.openxmlformats.org/drawingml/2006/main">
+              <a:graphicData uri="http://schemas.openxmlformats.org/drawingml/2006/picture">
+                <pic:pic xmlns:pic="http://schemas.openxmlformats.org/drawingml/2006/picture">
+                  <pic:nvPicPr>
+                    <pic:cNvPr id="0" name="" descr=""/>
+                    <pic:cNvPicPr>
+                      <a:picLocks noChangeAspect="1" noChangeArrowheads="1"/>
+                    </pic:cNvPicPr>
+                  </pic:nvPicPr>
+                  <pic:blipFill>
+                    <a:blip r:embed="rId7" cstate="none"/>
+                    <a:srcRect/>
+                    <a:stretch>
+                      <a:fillRect/>
+                    </a:stretch>
+                  </pic:blipFill>
+                  <pic:spPr bwMode="auto">
+                    <a:xfrm>
+                      <a:off x="0" y="0"/>
+                      <a:ext cx="1047750" cy="790575"/>
+                    </a:xfrm>
+                    <a:prstGeom prst="rect">
+                      <a:avLst/>
+                    </a:prstGeom>
+                  </pic:spPr>
+                </pic:pic>
+              </a:graphicData>
+            </a:graphic>
+          </wp:inline>
+        </w:drawing>
+      </w:r>
+    </w:p>
+    <w:p>
+      <w:pPr>
+        <w:keepNext/>
+        <w:spacing w:after="120"/>
       </w:pPr>
       <w:r>
         <w:rPr>
@@ -146,12 +290,60 @@
         <w:t xml:space="preserve">Power (Potencia)</w:t>
       </w:r>
       <w:r>
-        <w:t xml:space="preserve"> — An expression written with a base and an exponent</w:t>
-      </w:r>
-    </w:p>
-    <w:p>
-      <w:pPr>
-        <w:spacing w:after="60"/>
+        <w:t xml:space="preserve"> — A number written with a base and an exponent, like 2³.</w:t>
+      </w:r>
+    </w:p>
+    <w:p>
+      <w:pPr>
+        <w:keepNext/>
+        <w:spacing w:after="20" w:before="80"/>
+        <w:jc w:val="center"/>
+      </w:pPr>
+      <w:r>
+        <w:drawing>
+          <wp:inline distT="0" distB="0" distL="0" distR="0">
+            <wp:extent cx="1047750" cy="790575"/>
+            <wp:effectExtent t="0" r="0" b="0" l="0"/>
+            <wp:docPr id="1" name="" descr="" title=""/>
+            <wp:cNvGraphicFramePr>
+              <a:graphicFrameLocks xmlns:a="http://schemas.openxmlformats.org/drawingml/2006/main" noChangeAspect="1"/>
+            </wp:cNvGraphicFramePr>
+            <a:graphic xmlns:a="http://schemas.openxmlformats.org/drawingml/2006/main">
+              <a:graphicData uri="http://schemas.openxmlformats.org/drawingml/2006/picture">
+                <pic:pic xmlns:pic="http://schemas.openxmlformats.org/drawingml/2006/picture">
+                  <pic:nvPicPr>
+                    <pic:cNvPr id="0" name="" descr=""/>
+                    <pic:cNvPicPr>
+                      <a:picLocks noChangeAspect="1" noChangeArrowheads="1"/>
+                    </pic:cNvPicPr>
+                  </pic:nvPicPr>
+                  <pic:blipFill>
+                    <a:blip r:embed="rId9" cstate="none"/>
+                    <a:srcRect/>
+                    <a:stretch>
+                      <a:fillRect/>
+                    </a:stretch>
+                  </pic:blipFill>
+                  <pic:spPr bwMode="auto">
+                    <a:xfrm>
+                      <a:off x="0" y="0"/>
+                      <a:ext cx="1047750" cy="790575"/>
+                    </a:xfrm>
+                    <a:prstGeom prst="rect">
+                      <a:avLst/>
+                    </a:prstGeom>
+                  </pic:spPr>
+                </pic:pic>
+              </a:graphicData>
+            </a:graphic>
+          </wp:inline>
+        </w:drawing>
+      </w:r>
+    </w:p>
+    <w:p>
+      <w:pPr>
+        <w:keepNext/>
+        <w:spacing w:after="120"/>
       </w:pPr>
       <w:r>
         <w:rPr>
@@ -161,12 +353,60 @@
         <w:t xml:space="preserve">Evaluate (Evaluar)</w:t>
       </w:r>
       <w:r>
-        <w:t xml:space="preserve"> — To find the value of a numerical or algebraic expression</w:t>
-      </w:r>
-    </w:p>
-    <w:p>
-      <w:pPr>
-        <w:spacing w:after="60"/>
+        <w:t xml:space="preserve"> — To find the value of an expression.</w:t>
+      </w:r>
+    </w:p>
+    <w:p>
+      <w:pPr>
+        <w:keepNext/>
+        <w:spacing w:after="20" w:before="80"/>
+        <w:jc w:val="center"/>
+      </w:pPr>
+      <w:r>
+        <w:drawing>
+          <wp:inline distT="0" distB="0" distL="0" distR="0">
+            <wp:extent cx="1047750" cy="790575"/>
+            <wp:effectExtent t="0" r="0" b="0" l="0"/>
+            <wp:docPr id="1" name="" descr="" title=""/>
+            <wp:cNvGraphicFramePr>
+              <a:graphicFrameLocks xmlns:a="http://schemas.openxmlformats.org/drawingml/2006/main" noChangeAspect="1"/>
+            </wp:cNvGraphicFramePr>
+            <a:graphic xmlns:a="http://schemas.openxmlformats.org/drawingml/2006/main">
+              <a:graphicData uri="http://schemas.openxmlformats.org/drawingml/2006/picture">
+                <pic:pic xmlns:pic="http://schemas.openxmlformats.org/drawingml/2006/picture">
+                  <pic:nvPicPr>
+                    <pic:cNvPr id="0" name="" descr=""/>
+                    <pic:cNvPicPr>
+                      <a:picLocks noChangeAspect="1" noChangeArrowheads="1"/>
+                    </pic:cNvPicPr>
+                  </pic:nvPicPr>
+                  <pic:blipFill>
+                    <a:blip r:embed="rId10" cstate="none"/>
+                    <a:srcRect/>
+                    <a:stretch>
+                      <a:fillRect/>
+                    </a:stretch>
+                  </pic:blipFill>
+                  <pic:spPr bwMode="auto">
+                    <a:xfrm>
+                      <a:off x="0" y="0"/>
+                      <a:ext cx="1047750" cy="790575"/>
+                    </a:xfrm>
+                    <a:prstGeom prst="rect">
+                      <a:avLst/>
+                    </a:prstGeom>
+                  </pic:spPr>
+                </pic:pic>
+              </a:graphicData>
+            </a:graphic>
+          </wp:inline>
+        </w:drawing>
+      </w:r>
+    </w:p>
+    <w:p>
+      <w:pPr>
+        <w:keepNext/>
+        <w:spacing w:after="120"/>
       </w:pPr>
       <w:r>
         <w:rPr>
@@ -176,12 +416,60 @@
         <w:t xml:space="preserve">Coefficient (Coeficiente)</w:t>
       </w:r>
       <w:r>
-        <w:t xml:space="preserve"> — The number multiplied by a variable</w:t>
-      </w:r>
-    </w:p>
-    <w:p>
-      <w:pPr>
-        <w:spacing w:after="60"/>
+        <w:t xml:space="preserve"> — The number in front of a letter, like the 3 in 3x.</w:t>
+      </w:r>
+    </w:p>
+    <w:p>
+      <w:pPr>
+        <w:keepNext/>
+        <w:spacing w:after="20" w:before="80"/>
+        <w:jc w:val="center"/>
+      </w:pPr>
+      <w:r>
+        <w:drawing>
+          <wp:inline distT="0" distB="0" distL="0" distR="0">
+            <wp:extent cx="1047750" cy="790575"/>
+            <wp:effectExtent t="0" r="0" b="0" l="0"/>
+            <wp:docPr id="1" name="" descr="" title=""/>
+            <wp:cNvGraphicFramePr>
+              <a:graphicFrameLocks xmlns:a="http://schemas.openxmlformats.org/drawingml/2006/main" noChangeAspect="1"/>
+            </wp:cNvGraphicFramePr>
+            <a:graphic xmlns:a="http://schemas.openxmlformats.org/drawingml/2006/main">
+              <a:graphicData uri="http://schemas.openxmlformats.org/drawingml/2006/picture">
+                <pic:pic xmlns:pic="http://schemas.openxmlformats.org/drawingml/2006/picture">
+                  <pic:nvPicPr>
+                    <pic:cNvPr id="0" name="" descr=""/>
+                    <pic:cNvPicPr>
+                      <a:picLocks noChangeAspect="1" noChangeArrowheads="1"/>
+                    </pic:cNvPicPr>
+                  </pic:nvPicPr>
+                  <pic:blipFill>
+                    <a:blip r:embed="rId11" cstate="none"/>
+                    <a:srcRect/>
+                    <a:stretch>
+                      <a:fillRect/>
+                    </a:stretch>
+                  </pic:blipFill>
+                  <pic:spPr bwMode="auto">
+                    <a:xfrm>
+                      <a:off x="0" y="0"/>
+                      <a:ext cx="1047750" cy="790575"/>
+                    </a:xfrm>
+                    <a:prstGeom prst="rect">
+                      <a:avLst/>
+                    </a:prstGeom>
+                  </pic:spPr>
+                </pic:pic>
+              </a:graphicData>
+            </a:graphic>
+          </wp:inline>
+        </w:drawing>
+      </w:r>
+    </w:p>
+    <w:p>
+      <w:pPr>
+        <w:keepNext/>
+        <w:spacing w:after="120"/>
       </w:pPr>
       <w:r>
         <w:rPr>
@@ -191,7 +479,7 @@
         <w:t xml:space="preserve">Like terms (Términos semejantes)</w:t>
       </w:r>
       <w:r>
-        <w:t xml:space="preserve"> — Terms with the same variable raised to the same power</w:t>
+        <w:t xml:space="preserve"> — Terms with the same letter, like 2x and 5x.</w:t>
       </w:r>
     </w:p>
     <w:p>

--- a/lessons/6-1-flagship/homework.docx
+++ b/lessons/6-1-flagship/homework.docx
@@ -24,7 +24,7 @@
           <w:i/>
           <w:iCs/>
         </w:rPr>
-        <w:t xml:space="preserve">Lesson 6-1-flagship  •  Standard 6.EE.1</w:t>
+        <w:t xml:space="preserve">Lesson 6-1-flagship  •  Standard 6.AT.5</w:t>
       </w:r>
     </w:p>
     <w:p>
@@ -1170,6 +1170,335 @@
       </w:r>
     </w:p>
     <w:p>
+      <w:pPr>
+        <w:spacing w:after="80" w:before="0"/>
+      </w:pPr>
+      <w:r>
+        <w:rPr>
+          <w:b/>
+          <w:bCs/>
+        </w:rPr>
+        <w:t xml:space="preserve">6. onLevel — Spot the Common Mistake</w:t>
+      </w:r>
+    </w:p>
+    <w:p>
+      <w:pPr>
+        <w:spacing w:after="40" w:before="0"/>
+      </w:pPr>
+      <w:r>
+        <w:t xml:space="preserve">   Step 1 (Read): A student is working on Powers and Exponents.</w:t>
+      </w:r>
+    </w:p>
+    <w:p>
+      <w:pPr>
+        <w:spacing w:after="40" w:before="0"/>
+      </w:pPr>
+      <w:r>
+        <w:t xml:space="preserve">   Step 2 (Attempt): They ignored the rule: A power like 2³ is a short way to write repeated multiplication: 2 × 2 × 2.</w:t>
+      </w:r>
+    </w:p>
+    <w:p>
+      <w:pPr>
+        <w:spacing w:after="40" w:before="0"/>
+      </w:pPr>
+      <w:r>
+        <w:t xml:space="preserve">   Step 3 (Check): The answer does not match the math rule from class.</w:t>
+      </w:r>
+    </w:p>
+    <w:p>
+      <w:pPr>
+        <w:spacing w:after="60" w:before="0"/>
+      </w:pPr>
+      <w:r>
+        <w:rPr>
+          <w:i/>
+          <w:iCs/>
+        </w:rPr>
+        <w:t xml:space="preserve">Which step has the mistake? Explain and fix it:</w:t>
+      </w:r>
+    </w:p>
+    <w:p>
+      <w:pPr>
+        <w:spacing w:after="60" w:before="120"/>
+      </w:pPr>
+      <w:r>
+        <w:rPr>
+          <w:color w:val="BBBBBB"/>
+        </w:rPr>
+        <w:t xml:space="preserve">______________________________________________________________________</w:t>
+      </w:r>
+    </w:p>
+    <w:p>
+      <w:pPr>
+        <w:spacing w:after="60" w:before="120"/>
+      </w:pPr>
+      <w:r>
+        <w:rPr>
+          <w:color w:val="BBBBBB"/>
+        </w:rPr>
+        <w:t xml:space="preserve">______________________________________________________________________</w:t>
+      </w:r>
+    </w:p>
+    <w:p>
+      <w:pPr>
+        <w:spacing w:after="60" w:before="120"/>
+      </w:pPr>
+      <w:r>
+        <w:rPr>
+          <w:color w:val="BBBBBB"/>
+        </w:rPr>
+        <w:t xml:space="preserve">______________________________________________________________________</w:t>
+      </w:r>
+    </w:p>
+    <w:p>
+      <w:pPr>
+        <w:spacing w:after="80" w:before="0"/>
+      </w:pPr>
+      <w:r>
+        <w:rPr>
+          <w:b/>
+          <w:bCs/>
+        </w:rPr>
+        <w:t xml:space="preserve">7. Track 1 is locked. The keypad shows 2³. What value unlocks it?</w:t>
+      </w:r>
+    </w:p>
+    <w:p>
+      <w:pPr>
+        <w:spacing w:after="40" w:before="0"/>
+      </w:pPr>
+      <w:r>
+        <w:t xml:space="preserve">     A. 8</w:t>
+      </w:r>
+    </w:p>
+    <w:p>
+      <w:pPr>
+        <w:spacing w:after="40" w:before="0"/>
+      </w:pPr>
+      <w:r>
+        <w:t xml:space="preserve">     B. 6</w:t>
+      </w:r>
+    </w:p>
+    <w:p>
+      <w:pPr>
+        <w:spacing w:after="40" w:before="0"/>
+      </w:pPr>
+      <w:r>
+        <w:t xml:space="preserve">     C. 23</w:t>
+      </w:r>
+    </w:p>
+    <w:p>
+      <w:pPr>
+        <w:spacing w:after="40" w:before="0"/>
+      </w:pPr>
+      <w:r>
+        <w:t xml:space="preserve">     D. 9</w:t>
+      </w:r>
+    </w:p>
+    <w:p>
+      <w:pPr>
+        <w:spacing w:after="60" w:before="120"/>
+      </w:pPr>
+      <w:r>
+        <w:rPr>
+          <w:color w:val="BBBBBB"/>
+        </w:rPr>
+        <w:t xml:space="preserve">______________________________________________________________________</w:t>
+      </w:r>
+    </w:p>
+    <w:p>
+      <w:pPr>
+        <w:spacing w:after="80" w:before="0"/>
+      </w:pPr>
+      <w:r>
+        <w:rPr>
+          <w:b/>
+          <w:bCs/>
+        </w:rPr>
+        <w:t xml:space="preserve">8. Track 2 needs the value of 5². Which number opens the door?</w:t>
+      </w:r>
+    </w:p>
+    <w:p>
+      <w:pPr>
+        <w:spacing w:after="40" w:before="0"/>
+      </w:pPr>
+      <w:r>
+        <w:t xml:space="preserve">     A. 25</w:t>
+      </w:r>
+    </w:p>
+    <w:p>
+      <w:pPr>
+        <w:spacing w:after="40" w:before="0"/>
+      </w:pPr>
+      <w:r>
+        <w:t xml:space="preserve">     B. 10</w:t>
+      </w:r>
+    </w:p>
+    <w:p>
+      <w:pPr>
+        <w:spacing w:after="40" w:before="0"/>
+      </w:pPr>
+      <w:r>
+        <w:t xml:space="preserve">     C. 52</w:t>
+      </w:r>
+    </w:p>
+    <w:p>
+      <w:pPr>
+        <w:spacing w:after="40" w:before="0"/>
+      </w:pPr>
+      <w:r>
+        <w:t xml:space="preserve">     D. 7</w:t>
+      </w:r>
+    </w:p>
+    <w:p>
+      <w:pPr>
+        <w:spacing w:after="60" w:before="120"/>
+      </w:pPr>
+      <w:r>
+        <w:rPr>
+          <w:color w:val="BBBBBB"/>
+        </w:rPr>
+        <w:t xml:space="preserve">______________________________________________________________________</w:t>
+      </w:r>
+    </w:p>
+    <w:p>
+      <w:pPr>
+        <w:spacing w:after="80" w:before="0"/>
+      </w:pPr>
+      <w:r>
+        <w:rPr>
+          <w:b/>
+          <w:bCs/>
+        </w:rPr>
+        <w:t xml:space="preserve">9. The vault display reads 10⁴. In the power 10⁴, which number is the base?</w:t>
+      </w:r>
+    </w:p>
+    <w:p>
+      <w:pPr>
+        <w:spacing w:after="40" w:before="0"/>
+      </w:pPr>
+      <w:r>
+        <w:t xml:space="preserve">     A. 10</w:t>
+      </w:r>
+    </w:p>
+    <w:p>
+      <w:pPr>
+        <w:spacing w:after="40" w:before="0"/>
+      </w:pPr>
+      <w:r>
+        <w:t xml:space="preserve">     B. 4</w:t>
+      </w:r>
+    </w:p>
+    <w:p>
+      <w:pPr>
+        <w:spacing w:after="40" w:before="0"/>
+      </w:pPr>
+      <w:r>
+        <w:t xml:space="preserve">     C. 40</w:t>
+      </w:r>
+    </w:p>
+    <w:p>
+      <w:pPr>
+        <w:spacing w:after="40" w:before="0"/>
+      </w:pPr>
+      <w:r>
+        <w:t xml:space="preserve">     D. 14</w:t>
+      </w:r>
+    </w:p>
+    <w:p>
+      <w:pPr>
+        <w:spacing w:after="60" w:before="120"/>
+      </w:pPr>
+      <w:r>
+        <w:rPr>
+          <w:color w:val="BBBBBB"/>
+        </w:rPr>
+        <w:t xml:space="preserve">______________________________________________________________________</w:t>
+      </w:r>
+    </w:p>
+    <w:p>
+      <w:pPr>
+        <w:spacing w:after="80" w:before="0"/>
+      </w:pPr>
+      <w:r>
+        <w:rPr>
+          <w:b/>
+          <w:bCs/>
+        </w:rPr>
+        <w:t xml:space="preserve">10. Sort each studio code by whether it is written as repeated multiplication or as exponential form.</w:t>
+      </w:r>
+    </w:p>
+    <w:p>
+      <w:pPr>
+        <w:spacing w:after="80" w:before="0"/>
+      </w:pPr>
+      <w:r>
+        <w:rPr>
+          <w:i/>
+          <w:iCs/>
+        </w:rPr>
+        <w:t xml:space="preserve">Groups: Repeated multiplication   |   Exponential form</w:t>
+      </w:r>
+    </w:p>
+    <w:p>
+      <w:pPr>
+        <w:spacing w:after="40" w:before="0"/>
+      </w:pPr>
+      <w:r>
+        <w:t xml:space="preserve">   • 3 × 3 × 3 × 3   → __________________</w:t>
+      </w:r>
+    </w:p>
+    <w:p>
+      <w:pPr>
+        <w:spacing w:after="40" w:before="0"/>
+      </w:pPr>
+      <w:r>
+        <w:t xml:space="preserve">   • 6²   → __________________</w:t>
+      </w:r>
+    </w:p>
+    <w:p>
+      <w:pPr>
+        <w:spacing w:after="40" w:before="0"/>
+      </w:pPr>
+      <w:r>
+        <w:t xml:space="preserve">   • 2 × 2 × 2 × 2 × 2   → __________________</w:t>
+      </w:r>
+    </w:p>
+    <w:p>
+      <w:pPr>
+        <w:spacing w:after="40" w:before="0"/>
+      </w:pPr>
+      <w:r>
+        <w:t xml:space="preserve">   • 9³   → __________________</w:t>
+      </w:r>
+    </w:p>
+    <w:p>
+      <w:pPr>
+        <w:spacing w:after="40" w:before="0"/>
+      </w:pPr>
+      <w:r>
+        <w:t xml:space="preserve">   • 7 × 7   → __________________</w:t>
+      </w:r>
+    </w:p>
+    <w:p>
+      <w:pPr>
+        <w:spacing w:after="40" w:before="0"/>
+      </w:pPr>
+      <w:r>
+        <w:t xml:space="preserve">   • 8⁵   → __________________</w:t>
+      </w:r>
+    </w:p>
+    <w:p>
+      <w:pPr>
+        <w:spacing w:after="60" w:before="120"/>
+      </w:pPr>
+      <w:r>
+        <w:rPr>
+          <w:color w:val="BBBBBB"/>
+        </w:rPr>
+        <w:t xml:space="preserve">______________________________________________________________________</w:t>
+      </w:r>
+    </w:p>
+    <w:p>
       <w:r>
         <w:br w:type="page"/>
       </w:r>
@@ -1201,10 +1530,22 @@
     </w:p>
     <w:p>
       <w:pPr>
+        <w:spacing w:after="20" w:before="0"/>
+      </w:pPr>
+      <w:r>
+        <w:t xml:space="preserve">     4³ = 4 × 4 × 4 = 64.</w:t>
+      </w:r>
+    </w:p>
+    <w:p>
+      <w:pPr>
         <w:spacing w:after="80" w:before="0"/>
       </w:pPr>
       <w:r>
-        <w:t xml:space="preserve">     4³ = 4 × 4 × 4 = 64.</w:t>
+        <w:rPr>
+          <w:i/>
+          <w:iCs/>
+        </w:rPr>
+        <w:t xml:space="preserve">     Watch for: A common mistake in Powers and Exponents is skipping the key idea: "A power like 2³ is a short way to write repeated multiplication: 2 × 2 × 2." — always check your work against this rule before you submit.</w:t>
       </w:r>
     </w:p>
     <w:p>
@@ -1221,10 +1562,22 @@
     </w:p>
     <w:p>
       <w:pPr>
+        <w:spacing w:after="20" w:before="0"/>
+      </w:pPr>
+      <w:r>
+        <w:t xml:space="preserve">     6² = 6 × 6 = 36.</w:t>
+      </w:r>
+    </w:p>
+    <w:p>
+      <w:pPr>
         <w:spacing w:after="80" w:before="0"/>
       </w:pPr>
       <w:r>
-        <w:t xml:space="preserve">     6² = 6 × 6 = 36.</w:t>
+        <w:rPr>
+          <w:i/>
+          <w:iCs/>
+        </w:rPr>
+        <w:t xml:space="preserve">     Watch for: A common mistake in Powers and Exponents is skipping the key idea: "A power like 2³ is a short way to write repeated multiplication: 2 × 2 × 2." — always check your work against this rule before you submit.</w:t>
       </w:r>
     </w:p>
     <w:p>
@@ -1405,6 +1758,198 @@
       </w:pPr>
       <w:r>
         <w:t xml:space="preserve">     2⁷ → 128</w:t>
+      </w:r>
+    </w:p>
+    <w:p>
+      <w:pPr>
+        <w:spacing w:after="40" w:before="0"/>
+      </w:pPr>
+      <w:r>
+        <w:t xml:space="preserve"/>
+      </w:r>
+    </w:p>
+    <w:p>
+      <w:pPr>
+        <w:spacing w:after="40" w:before="0"/>
+      </w:pPr>
+      <w:r>
+        <w:rPr>
+          <w:b/>
+          <w:bCs/>
+        </w:rPr>
+        <w:t xml:space="preserve">6. onLevel — Spot the Common Mistake</w:t>
+      </w:r>
+    </w:p>
+    <w:p>
+      <w:pPr>
+        <w:spacing w:after="20" w:before="0"/>
+      </w:pPr>
+      <w:r>
+        <w:t xml:space="preserve">     The mistake is in Step 2.</w:t>
+      </w:r>
+    </w:p>
+    <w:p>
+      <w:pPr>
+        <w:spacing w:after="20" w:before="0"/>
+      </w:pPr>
+      <w:r>
+        <w:t xml:space="preserve">     Correct work: Follow the key idea: A power like 2³ is a short way to write repeated multiplication: 2 × 2 × 2.</w:t>
+      </w:r>
+    </w:p>
+    <w:p>
+      <w:pPr>
+        <w:spacing w:after="40" w:before="0"/>
+      </w:pPr>
+      <w:r>
+        <w:rPr>
+          <w:b/>
+          <w:bCs/>
+        </w:rPr>
+        <w:t xml:space="preserve">7. A. 8</w:t>
+      </w:r>
+    </w:p>
+    <w:p>
+      <w:pPr>
+        <w:spacing w:after="20" w:before="0"/>
+      </w:pPr>
+      <w:r>
+        <w:t xml:space="preserve">     2³ means 2 × 2 × 2 = 8, so 8 unlocks Track 1.</w:t>
+      </w:r>
+    </w:p>
+    <w:p>
+      <w:pPr>
+        <w:spacing w:after="80" w:before="0"/>
+      </w:pPr>
+      <w:r>
+        <w:rPr>
+          <w:i/>
+          <w:iCs/>
+        </w:rPr>
+        <w:t xml:space="preserve">     Watch for: A common mistake in Powers and Exponents is skipping the key idea: "A power like 2³ is a short way to write repeated multiplication: 2 × 2 × 2." — always check your work against this rule before you submit.</w:t>
+      </w:r>
+    </w:p>
+    <w:p>
+      <w:pPr>
+        <w:spacing w:after="40" w:before="0"/>
+      </w:pPr>
+      <w:r>
+        <w:rPr>
+          <w:b/>
+          <w:bCs/>
+        </w:rPr>
+        <w:t xml:space="preserve">8. A. 25</w:t>
+      </w:r>
+    </w:p>
+    <w:p>
+      <w:pPr>
+        <w:spacing w:after="20" w:before="0"/>
+      </w:pPr>
+      <w:r>
+        <w:t xml:space="preserve">     5² means 5 × 5 = 25, so 25 unlocks Track 2.</w:t>
+      </w:r>
+    </w:p>
+    <w:p>
+      <w:pPr>
+        <w:spacing w:after="80" w:before="0"/>
+      </w:pPr>
+      <w:r>
+        <w:rPr>
+          <w:i/>
+          <w:iCs/>
+        </w:rPr>
+        <w:t xml:space="preserve">     Watch for: A common mistake in Powers and Exponents is skipping the key idea: "A power like 2³ is a short way to write repeated multiplication: 2 × 2 × 2." — always check your work against this rule before you submit.</w:t>
+      </w:r>
+    </w:p>
+    <w:p>
+      <w:pPr>
+        <w:spacing w:after="40" w:before="0"/>
+      </w:pPr>
+      <w:r>
+        <w:rPr>
+          <w:b/>
+          <w:bCs/>
+        </w:rPr>
+        <w:t xml:space="preserve">9. A. 10</w:t>
+      </w:r>
+    </w:p>
+    <w:p>
+      <w:pPr>
+        <w:spacing w:after="20" w:before="0"/>
+      </w:pPr>
+      <w:r>
+        <w:t xml:space="preserve">     The base is the number being multiplied repeatedly. In 10⁴ the base is 10 and the exponent is 4, so 10⁴ = 10 × 10 × 10 × 10 = 10000.</w:t>
+      </w:r>
+    </w:p>
+    <w:p>
+      <w:pPr>
+        <w:spacing w:after="80" w:before="0"/>
+      </w:pPr>
+      <w:r>
+        <w:rPr>
+          <w:i/>
+          <w:iCs/>
+        </w:rPr>
+        <w:t xml:space="preserve">     Watch for: A common mistake in Powers and Exponents is skipping the key idea: "A power like 2³ is a short way to write repeated multiplication: 2 × 2 × 2." — always check your work against this rule before you submit.</w:t>
+      </w:r>
+    </w:p>
+    <w:p>
+      <w:pPr>
+        <w:spacing w:after="40" w:before="0"/>
+      </w:pPr>
+      <w:r>
+        <w:rPr>
+          <w:b/>
+          <w:bCs/>
+        </w:rPr>
+        <w:t xml:space="preserve">10. Correct groups:</w:t>
+      </w:r>
+    </w:p>
+    <w:p>
+      <w:pPr>
+        <w:spacing w:after="20" w:before="0"/>
+      </w:pPr>
+      <w:r>
+        <w:t xml:space="preserve">     3 × 3 × 3 × 3 → Repeated multiplication</w:t>
+      </w:r>
+    </w:p>
+    <w:p>
+      <w:pPr>
+        <w:spacing w:after="20" w:before="0"/>
+      </w:pPr>
+      <w:r>
+        <w:t xml:space="preserve">     6² → Exponential form</w:t>
+      </w:r>
+    </w:p>
+    <w:p>
+      <w:pPr>
+        <w:spacing w:after="20" w:before="0"/>
+      </w:pPr>
+      <w:r>
+        <w:t xml:space="preserve">     2 × 2 × 2 × 2 × 2 → Repeated multiplication</w:t>
+      </w:r>
+    </w:p>
+    <w:p>
+      <w:pPr>
+        <w:spacing w:after="20" w:before="0"/>
+      </w:pPr>
+      <w:r>
+        <w:t xml:space="preserve">     9³ → Exponential form</w:t>
+      </w:r>
+    </w:p>
+    <w:p>
+      <w:pPr>
+        <w:spacing w:after="20" w:before="0"/>
+      </w:pPr>
+      <w:r>
+        <w:t xml:space="preserve">     7 × 7 → Repeated multiplication</w:t>
+      </w:r>
+    </w:p>
+    <w:p>
+      <w:pPr>
+        <w:spacing w:after="20" w:before="0"/>
+      </w:pPr>
+      <w:r>
+        <w:t xml:space="preserve">     8⁵ → Exponential form</w:t>
       </w:r>
     </w:p>
     <w:p>

--- a/lessons/6-1-flagship/homework.docx
+++ b/lessons/6-1-flagship/homework.docx
@@ -358,132 +358,6 @@
     </w:p>
     <w:p>
       <w:pPr>
-        <w:keepNext/>
-        <w:spacing w:after="20" w:before="80"/>
-        <w:jc w:val="center"/>
-      </w:pPr>
-      <w:r>
-        <w:drawing>
-          <wp:inline distT="0" distB="0" distL="0" distR="0">
-            <wp:extent cx="1047750" cy="790575"/>
-            <wp:effectExtent t="0" r="0" b="0" l="0"/>
-            <wp:docPr id="1" name="" descr="" title=""/>
-            <wp:cNvGraphicFramePr>
-              <a:graphicFrameLocks xmlns:a="http://schemas.openxmlformats.org/drawingml/2006/main" noChangeAspect="1"/>
-            </wp:cNvGraphicFramePr>
-            <a:graphic xmlns:a="http://schemas.openxmlformats.org/drawingml/2006/main">
-              <a:graphicData uri="http://schemas.openxmlformats.org/drawingml/2006/picture">
-                <pic:pic xmlns:pic="http://schemas.openxmlformats.org/drawingml/2006/picture">
-                  <pic:nvPicPr>
-                    <pic:cNvPr id="0" name="" descr=""/>
-                    <pic:cNvPicPr>
-                      <a:picLocks noChangeAspect="1" noChangeArrowheads="1"/>
-                    </pic:cNvPicPr>
-                  </pic:nvPicPr>
-                  <pic:blipFill>
-                    <a:blip r:embed="rId10" cstate="none"/>
-                    <a:srcRect/>
-                    <a:stretch>
-                      <a:fillRect/>
-                    </a:stretch>
-                  </pic:blipFill>
-                  <pic:spPr bwMode="auto">
-                    <a:xfrm>
-                      <a:off x="0" y="0"/>
-                      <a:ext cx="1047750" cy="790575"/>
-                    </a:xfrm>
-                    <a:prstGeom prst="rect">
-                      <a:avLst/>
-                    </a:prstGeom>
-                  </pic:spPr>
-                </pic:pic>
-              </a:graphicData>
-            </a:graphic>
-          </wp:inline>
-        </w:drawing>
-      </w:r>
-    </w:p>
-    <w:p>
-      <w:pPr>
-        <w:keepNext/>
-        <w:spacing w:after="120"/>
-      </w:pPr>
-      <w:r>
-        <w:rPr>
-          <w:b/>
-          <w:bCs/>
-        </w:rPr>
-        <w:t xml:space="preserve">Coefficient (Coeficiente)</w:t>
-      </w:r>
-      <w:r>
-        <w:t xml:space="preserve"> — The number in front of a letter, like the 3 in 3x.</w:t>
-      </w:r>
-    </w:p>
-    <w:p>
-      <w:pPr>
-        <w:keepNext/>
-        <w:spacing w:after="20" w:before="80"/>
-        <w:jc w:val="center"/>
-      </w:pPr>
-      <w:r>
-        <w:drawing>
-          <wp:inline distT="0" distB="0" distL="0" distR="0">
-            <wp:extent cx="1047750" cy="790575"/>
-            <wp:effectExtent t="0" r="0" b="0" l="0"/>
-            <wp:docPr id="1" name="" descr="" title=""/>
-            <wp:cNvGraphicFramePr>
-              <a:graphicFrameLocks xmlns:a="http://schemas.openxmlformats.org/drawingml/2006/main" noChangeAspect="1"/>
-            </wp:cNvGraphicFramePr>
-            <a:graphic xmlns:a="http://schemas.openxmlformats.org/drawingml/2006/main">
-              <a:graphicData uri="http://schemas.openxmlformats.org/drawingml/2006/picture">
-                <pic:pic xmlns:pic="http://schemas.openxmlformats.org/drawingml/2006/picture">
-                  <pic:nvPicPr>
-                    <pic:cNvPr id="0" name="" descr=""/>
-                    <pic:cNvPicPr>
-                      <a:picLocks noChangeAspect="1" noChangeArrowheads="1"/>
-                    </pic:cNvPicPr>
-                  </pic:nvPicPr>
-                  <pic:blipFill>
-                    <a:blip r:embed="rId11" cstate="none"/>
-                    <a:srcRect/>
-                    <a:stretch>
-                      <a:fillRect/>
-                    </a:stretch>
-                  </pic:blipFill>
-                  <pic:spPr bwMode="auto">
-                    <a:xfrm>
-                      <a:off x="0" y="0"/>
-                      <a:ext cx="1047750" cy="790575"/>
-                    </a:xfrm>
-                    <a:prstGeom prst="rect">
-                      <a:avLst/>
-                    </a:prstGeom>
-                  </pic:spPr>
-                </pic:pic>
-              </a:graphicData>
-            </a:graphic>
-          </wp:inline>
-        </w:drawing>
-      </w:r>
-    </w:p>
-    <w:p>
-      <w:pPr>
-        <w:keepNext/>
-        <w:spacing w:after="120"/>
-      </w:pPr>
-      <w:r>
-        <w:rPr>
-          <w:b/>
-          <w:bCs/>
-        </w:rPr>
-        <w:t xml:space="preserve">Like terms (Términos semejantes)</w:t>
-      </w:r>
-      <w:r>
-        <w:t xml:space="preserve"> — Terms with the same letter, like 2x and 5x.</w:t>
-      </w:r>
-    </w:p>
-    <w:p>
-      <w:pPr>
         <w:pStyle w:val="Heading2"/>
         <w:spacing w:after="120" w:before="240"/>
       </w:pPr>
@@ -1186,23 +1060,23 @@
         <w:spacing w:after="40" w:before="0"/>
       </w:pPr>
       <w:r>
-        <w:t xml:space="preserve">   Step 1 (Read): A student is working on Powers and Exponents.</w:t>
-      </w:r>
-    </w:p>
-    <w:p>
-      <w:pPr>
-        <w:spacing w:after="40" w:before="0"/>
-      </w:pPr>
-      <w:r>
-        <w:t xml:space="preserve">   Step 2 (Attempt): They ignored the rule: A power like 2³ is a short way to write repeated multiplication: 2 × 2 × 2.</w:t>
-      </w:r>
-    </w:p>
-    <w:p>
-      <w:pPr>
-        <w:spacing w:after="40" w:before="0"/>
-      </w:pPr>
-      <w:r>
-        <w:t xml:space="preserve">   Step 3 (Check): The answer does not match the math rule from class.</w:t>
+        <w:t xml:space="preserve">   Step 1 (Problem): Evaluate 3³.</w:t>
+      </w:r>
+    </w:p>
+    <w:p>
+      <w:pPr>
+        <w:spacing w:after="40" w:before="0"/>
+      </w:pPr>
+      <w:r>
+        <w:t xml:space="preserve">   Step 2 (Student's work): 3 × 3 = 9</w:t>
+      </w:r>
+    </w:p>
+    <w:p>
+      <w:pPr>
+        <w:spacing w:after="40" w:before="0"/>
+      </w:pPr>
+      <w:r>
+        <w:t xml:space="preserve">   Step 3 (Answer): 3³ = 9</w:t>
       </w:r>
     </w:p>
     <w:p>
@@ -1545,7 +1419,7 @@
           <w:i/>
           <w:iCs/>
         </w:rPr>
-        <w:t xml:space="preserve">     Watch for: A common mistake in Powers and Exponents is skipping the key idea: "A power like 2³ is a short way to write repeated multiplication: 2 × 2 × 2." — always check your work against this rule before you submit.</w:t>
+        <w:t xml:space="preserve">     Watch for: The most common mistake in Powers and Exponents is multiplying the base by the exponent instead of using the base as a repeated factor — for example, thinking 2³ = 2 × 3 = 6 instead of 2³ = 2 × 2 × 2 = 8. Before you submit, rewrite the power as repeated multiplication first, then multiply step by step.</w:t>
       </w:r>
     </w:p>
     <w:p>
@@ -1577,7 +1451,7 @@
           <w:i/>
           <w:iCs/>
         </w:rPr>
-        <w:t xml:space="preserve">     Watch for: A common mistake in Powers and Exponents is skipping the key idea: "A power like 2³ is a short way to write repeated multiplication: 2 × 2 × 2." — always check your work against this rule before you submit.</w:t>
+        <w:t xml:space="preserve">     Watch for: The most common mistake in Powers and Exponents is multiplying the base by the exponent instead of using the base as a repeated factor — for example, thinking 2³ = 2 × 3 = 6 instead of 2³ = 2 × 2 × 2 = 8. Before you submit, rewrite the power as repeated multiplication first, then multiply step by step.</w:t>
       </w:r>
     </w:p>
     <w:p>
@@ -1793,7 +1667,7 @@
         <w:spacing w:after="20" w:before="0"/>
       </w:pPr>
       <w:r>
-        <w:t xml:space="preserve">     Correct work: Follow the key idea: A power like 2³ is a short way to write repeated multiplication: 2 × 2 × 2.</w:t>
+        <w:t xml:space="preserve">     Correct work: The exponent 3 means 3 must be used as a factor 3 times, not 2. The student only multiplied two 3s. Correct: 3 × 3 × 3 = 9 × 3 = 27, so 3³ = 27.</w:t>
       </w:r>
     </w:p>
     <w:p>
@@ -1825,7 +1699,7 @@
           <w:i/>
           <w:iCs/>
         </w:rPr>
-        <w:t xml:space="preserve">     Watch for: A common mistake in Powers and Exponents is skipping the key idea: "A power like 2³ is a short way to write repeated multiplication: 2 × 2 × 2." — always check your work against this rule before you submit.</w:t>
+        <w:t xml:space="preserve">     Watch for: The most common mistake in Powers and Exponents is multiplying the base by the exponent instead of using the base as a repeated factor — for example, thinking 2³ = 2 × 3 = 6 instead of 2³ = 2 × 2 × 2 = 8. Before you submit, rewrite the power as repeated multiplication first, then multiply step by step.</w:t>
       </w:r>
     </w:p>
     <w:p>
@@ -1857,7 +1731,7 @@
           <w:i/>
           <w:iCs/>
         </w:rPr>
-        <w:t xml:space="preserve">     Watch for: A common mistake in Powers and Exponents is skipping the key idea: "A power like 2³ is a short way to write repeated multiplication: 2 × 2 × 2." — always check your work against this rule before you submit.</w:t>
+        <w:t xml:space="preserve">     Watch for: The most common mistake in Powers and Exponents is multiplying the base by the exponent instead of using the base as a repeated factor — for example, thinking 2³ = 2 × 3 = 6 instead of 2³ = 2 × 2 × 2 = 8. Before you submit, rewrite the power as repeated multiplication first, then multiply step by step.</w:t>
       </w:r>
     </w:p>
     <w:p>
@@ -1889,7 +1763,7 @@
           <w:i/>
           <w:iCs/>
         </w:rPr>
-        <w:t xml:space="preserve">     Watch for: A common mistake in Powers and Exponents is skipping the key idea: "A power like 2³ is a short way to write repeated multiplication: 2 × 2 × 2." — always check your work against this rule before you submit.</w:t>
+        <w:t xml:space="preserve">     Watch for: The most common mistake in Powers and Exponents is multiplying the base by the exponent instead of using the base as a repeated factor — for example, thinking 2³ = 2 × 3 = 6 instead of 2³ = 2 × 2 × 2 = 8. Before you submit, rewrite the power as repeated multiplication first, then multiply step by step.</w:t>
       </w:r>
     </w:p>
     <w:p>
